--- a/template/SK-1/BA Penilaian SK I sd SK III TEMPLATE.docx
+++ b/template/SK-1/BA Penilaian SK I sd SK III TEMPLATE.docx
@@ -1542,6 +1542,20 @@
                 <w:color w:val="000000" w:themeColor="text1"/>
               </w:rPr>
             </w:pPr>
+            <w:r>
+              <w:rPr>
+                <w:color w:val="000000" w:themeColor="text1"/>
+                <w:spacing w:val="-10"/>
+              </w:rPr>
+              <w:t>${nilai_rata2}</w:t>
+            </w:r>
+            <w:r>
+              <w:rPr>
+                <w:color w:val="000000" w:themeColor="text1"/>
+                <w:lang w:val="en-US"/>
+              </w:rPr>
+              <w:t/>
+            </w:r>
           </w:p>
         </w:tc>
         <w:tc>
@@ -1842,6 +1856,20 @@
                 <w:color w:val="000000" w:themeColor="text1"/>
               </w:rPr>
             </w:pPr>
+            <w:r>
+              <w:rPr>
+                <w:color w:val="000000" w:themeColor="text1"/>
+                <w:spacing w:val="-10"/>
+              </w:rPr>
+              <w:t>${nilai_rata2}</w:t>
+            </w:r>
+            <w:r>
+              <w:rPr>
+                <w:color w:val="000000" w:themeColor="text1"/>
+                <w:lang w:val="en-US"/>
+              </w:rPr>
+              <w:t/>
+            </w:r>
           </w:p>
         </w:tc>
         <w:tc>

--- a/template/SK-1/BA Penilaian SK I sd SK III TEMPLATE.docx
+++ b/template/SK-1/BA Penilaian SK I sd SK III TEMPLATE.docx
@@ -1545,16 +1545,8 @@
             <w:r>
               <w:rPr>
                 <w:color w:val="000000" w:themeColor="text1"/>
-                <w:spacing w:val="-10"/>
-              </w:rPr>
-              <w:t>${nilai_rata2}</w:t>
-            </w:r>
-            <w:r>
-              <w:rPr>
-                <w:color w:val="000000" w:themeColor="text1"/>
-                <w:lang w:val="en-US"/>
-              </w:rPr>
-              <w:t/>
+              </w:rPr>
+              <w:t>${nilai_akhir_rata_rata}</w:t>
             </w:r>
           </w:p>
         </w:tc>
@@ -1859,16 +1851,8 @@
             <w:r>
               <w:rPr>
                 <w:color w:val="000000" w:themeColor="text1"/>
-                <w:spacing w:val="-10"/>
-              </w:rPr>
-              <w:t>${nilai_rata2}</w:t>
-            </w:r>
-            <w:r>
-              <w:rPr>
-                <w:color w:val="000000" w:themeColor="text1"/>
-                <w:lang w:val="en-US"/>
-              </w:rPr>
-              <w:t/>
+              </w:rPr>
+              <w:t>${nilai_akhir_indeks}</w:t>
             </w:r>
           </w:p>
         </w:tc>

--- a/template/SK-1/BA Penilaian SK I sd SK III TEMPLATE.docx
+++ b/template/SK-1/BA Penilaian SK I sd SK III TEMPLATE.docx
@@ -1,6 +1,6 @@
 
 <file path=word/document.xml><?xml version="1.0" encoding="utf-8"?>
-<w:document xmlns:wpc="http://schemas.microsoft.com/office/word/2010/wordprocessingCanvas" xmlns:cx="http://schemas.microsoft.com/office/drawing/2014/chartex" xmlns:cx1="http://schemas.microsoft.com/office/drawing/2015/9/8/chartex" xmlns:cx2="http://schemas.microsoft.com/office/drawing/2015/10/21/chartex" xmlns:cx3="http://schemas.microsoft.com/office/drawing/2016/5/9/chartex" xmlns:cx4="http://schemas.microsoft.com/office/drawing/2016/5/10/chartex" xmlns:cx5="http://schemas.microsoft.com/office/drawing/2016/5/11/chartex" xmlns:cx6="http://schemas.microsoft.com/office/drawing/2016/5/12/chartex" xmlns:cx7="http://schemas.microsoft.com/office/drawing/2016/5/13/chartex" xmlns:cx8="http://schemas.microsoft.com/office/drawing/2016/5/14/chartex" xmlns:mc="http://schemas.openxmlformats.org/markup-compatibility/2006" xmlns:aink="http://schemas.microsoft.com/office/drawing/2016/ink" xmlns:am3d="http://schemas.microsoft.com/office/drawing/2017/model3d" xmlns:o="urn:schemas-microsoft-com:office:office" xmlns:oel="http://schemas.microsoft.com/office/2019/extlst" xmlns:r="http://schemas.openxmlformats.org/officeDocument/2006/relationships" xmlns:m="http://schemas.openxmlformats.org/officeDocument/2006/math" xmlns:v="urn:schemas-microsoft-com:vml" xmlns:wp14="http://schemas.microsoft.com/office/word/2010/wordprocessingDrawing" xmlns:wp="http://schemas.openxmlformats.org/drawingml/2006/wordprocessingDrawing" xmlns:w10="urn:schemas-microsoft-com:office:word" xmlns:w="http://schemas.openxmlformats.org/wordprocessingml/2006/main" xmlns:w14="http://schemas.microsoft.com/office/word/2010/wordml" xmlns:w15="http://schemas.microsoft.com/office/word/2012/wordml" xmlns:w16cei="http://schemas.microsoft.com/office/word/2026/wordml/cei" xmlns:w16cex="http://schemas.microsoft.com/office/word/2018/wordml/cex" xmlns:w16cid="http://schemas.microsoft.com/office/word/2016/wordml/cid" xmlns:w16="http://schemas.microsoft.com/office/word/2018/wordml" xmlns:w16du="http://schemas.microsoft.com/office/word/2023/wordml/word16du" xmlns:w16sdtdh="http://schemas.microsoft.com/office/word/2020/wordml/sdtdatahash" xmlns:w16sdtfl="http://schemas.microsoft.com/office/word/2024/wordml/sdtformatlock" xmlns:w16se="http://schemas.microsoft.com/office/word/2015/wordml/symex" xmlns:wpg="http://schemas.microsoft.com/office/word/2010/wordprocessingGroup" xmlns:wpi="http://schemas.microsoft.com/office/word/2010/wordprocessingInk" xmlns:wne="http://schemas.microsoft.com/office/word/2006/wordml" xmlns:wps="http://schemas.microsoft.com/office/word/2010/wordprocessingShape" mc:Ignorable="w14 w15 w16se w16cid w16 w16cex w16sdtdh w16sdtfl w16du wp14">
+<w:document xmlns:wpc="http://schemas.microsoft.com/office/word/2010/wordprocessingCanvas" xmlns:cx="http://schemas.microsoft.com/office/drawing/2014/chartex" xmlns:cx1="http://schemas.microsoft.com/office/drawing/2015/9/8/chartex" xmlns:cx2="http://schemas.microsoft.com/office/drawing/2015/10/21/chartex" xmlns:cx3="http://schemas.microsoft.com/office/drawing/2016/5/9/chartex" xmlns:cx4="http://schemas.microsoft.com/office/drawing/2016/5/10/chartex" xmlns:cx5="http://schemas.microsoft.com/office/drawing/2016/5/11/chartex" xmlns:cx6="http://schemas.microsoft.com/office/drawing/2016/5/12/chartex" xmlns:cx7="http://schemas.microsoft.com/office/drawing/2016/5/13/chartex" xmlns:cx8="http://schemas.microsoft.com/office/drawing/2016/5/14/chartex" xmlns:mc="http://schemas.openxmlformats.org/markup-compatibility/2006" xmlns:aink="http://schemas.microsoft.com/office/drawing/2016/ink" xmlns:am3d="http://schemas.microsoft.com/office/drawing/2017/model3d" xmlns:o="urn:schemas-microsoft-com:office:office" xmlns:oel="http://schemas.microsoft.com/office/2019/extlst" xmlns:r="http://schemas.openxmlformats.org/officeDocument/2006/relationships" xmlns:m="http://schemas.openxmlformats.org/officeDocument/2006/math" xmlns:v="urn:schemas-microsoft-com:vml" xmlns:wp14="http://schemas.microsoft.com/office/word/2010/wordprocessingDrawing" xmlns:wp="http://schemas.openxmlformats.org/drawingml/2006/wordprocessingDrawing" xmlns:w10="urn:schemas-microsoft-com:office:word" xmlns:w="http://schemas.openxmlformats.org/wordprocessingml/2006/main" xmlns:w14="http://schemas.microsoft.com/office/word/2010/wordml" xmlns:w15="http://schemas.microsoft.com/office/word/2012/wordml" xmlns:w16cex="http://schemas.microsoft.com/office/word/2018/wordml/cex" xmlns:w16cid="http://schemas.microsoft.com/office/word/2016/wordml/cid" xmlns:w16="http://schemas.microsoft.com/office/word/2018/wordml" xmlns:w16du="http://schemas.microsoft.com/office/word/2023/wordml/word16du" xmlns:w16sdtdh="http://schemas.microsoft.com/office/word/2020/wordml/sdtdatahash" xmlns:w16sdtfl="http://schemas.microsoft.com/office/word/2024/wordml/sdtformatlock" xmlns:w16se="http://schemas.microsoft.com/office/word/2015/wordml/symex" xmlns:wpg="http://schemas.microsoft.com/office/word/2010/wordprocessingGroup" xmlns:wpi="http://schemas.microsoft.com/office/word/2010/wordprocessingInk" xmlns:wne="http://schemas.microsoft.com/office/word/2006/wordml" xmlns:wps="http://schemas.microsoft.com/office/word/2010/wordprocessingShape" mc:Ignorable="w14 w15 w16se w16cid w16 w16cex w16sdtdh w16sdtfl w16du wp14">
   <w:body>
     <w:p>
       <w:pPr>
@@ -168,7 +168,6 @@
         </w:rPr>
         <w:t xml:space="preserve"> </w:t>
       </w:r>
-      <w:proofErr w:type="spellStart"/>
       <w:r>
         <w:rPr>
           <w:rFonts w:ascii="Times New Roman" w:hAnsi="Times New Roman" w:cs="Times New Roman"/>
@@ -177,7 +176,6 @@
         </w:rPr>
         <w:t>Mahasiswa</w:t>
       </w:r>
-      <w:proofErr w:type="spellEnd"/>
       <w:r>
         <w:rPr>
           <w:rFonts w:ascii="Times New Roman" w:hAnsi="Times New Roman" w:cs="Times New Roman"/>
@@ -214,23 +212,7 @@
           <w:rFonts w:ascii="Times New Roman" w:eastAsia="Batang" w:hAnsi="Times New Roman" w:cs="Times New Roman"/>
           <w:color w:val="000000" w:themeColor="text1"/>
         </w:rPr>
-        <w:t xml:space="preserve">nama </w:t>
-      </w:r>
-      <w:proofErr w:type="spellStart"/>
-      <w:r>
-        <w:rPr>
-          <w:rFonts w:ascii="Times New Roman" w:eastAsia="Batang" w:hAnsi="Times New Roman" w:cs="Times New Roman"/>
-          <w:color w:val="000000" w:themeColor="text1"/>
-        </w:rPr>
-        <w:t>mhs</w:t>
-      </w:r>
-      <w:proofErr w:type="spellEnd"/>
-      <w:r>
-        <w:rPr>
-          <w:rFonts w:ascii="Times New Roman" w:eastAsia="Batang" w:hAnsi="Times New Roman" w:cs="Times New Roman"/>
-          <w:color w:val="000000" w:themeColor="text1"/>
-        </w:rPr>
-        <w:t>)</w:t>
+        <w:t>nama mhs)</w:t>
       </w:r>
     </w:p>
     <w:p>
@@ -322,7 +304,6 @@
           <w:color w:val="000000" w:themeColor="text1"/>
         </w:rPr>
       </w:pPr>
-      <w:proofErr w:type="spellStart"/>
       <w:r>
         <w:rPr>
           <w:rFonts w:ascii="Times New Roman" w:hAnsi="Times New Roman" w:cs="Times New Roman"/>
@@ -330,7 +311,6 @@
         </w:rPr>
         <w:t>Judul</w:t>
       </w:r>
-      <w:proofErr w:type="spellEnd"/>
       <w:r>
         <w:rPr>
           <w:rFonts w:ascii="Times New Roman" w:hAnsi="Times New Roman" w:cs="Times New Roman"/>
@@ -339,7 +319,6 @@
         </w:rPr>
         <w:t xml:space="preserve"> </w:t>
       </w:r>
-      <w:proofErr w:type="spellStart"/>
       <w:r>
         <w:rPr>
           <w:rFonts w:ascii="Times New Roman" w:hAnsi="Times New Roman" w:cs="Times New Roman"/>
@@ -348,7 +327,6 @@
         </w:rPr>
         <w:t>Penelitian</w:t>
       </w:r>
-      <w:proofErr w:type="spellEnd"/>
       <w:r>
         <w:rPr>
           <w:rFonts w:ascii="Times New Roman" w:hAnsi="Times New Roman" w:cs="Times New Roman"/>
@@ -386,25 +364,7 @@
           <w:rFonts w:ascii="Times New Roman" w:hAnsi="Times New Roman" w:cs="Times New Roman"/>
           <w:color w:val="000000" w:themeColor="text1"/>
         </w:rPr>
-        <w:t>(</w:t>
-      </w:r>
-      <w:proofErr w:type="spellStart"/>
-      <w:r>
-        <w:rPr>
-          <w:rStyle w:val="fontstyle01"/>
-          <w:rFonts w:ascii="Times New Roman" w:hAnsi="Times New Roman" w:cs="Times New Roman"/>
-          <w:color w:val="000000" w:themeColor="text1"/>
-        </w:rPr>
-        <w:t>judul</w:t>
-      </w:r>
-      <w:proofErr w:type="spellEnd"/>
-      <w:r>
-        <w:rPr>
-          <w:rStyle w:val="fontstyle01"/>
-          <w:rFonts w:ascii="Times New Roman" w:hAnsi="Times New Roman" w:cs="Times New Roman"/>
-          <w:color w:val="000000" w:themeColor="text1"/>
-        </w:rPr>
-        <w:t>)</w:t>
+        <w:t>(judul)</w:t>
       </w:r>
     </w:p>
     <w:p>
@@ -425,119 +385,67 @@
           <w:rFonts w:ascii="Times New Roman" w:hAnsi="Times New Roman" w:cs="Times New Roman"/>
           <w:color w:val="000000" w:themeColor="text1"/>
         </w:rPr>
-        <w:t>Hari/</w:t>
-      </w:r>
-      <w:proofErr w:type="spellStart"/>
+        <w:t>Hari/Tanggal Seminar</w:t>
+      </w:r>
       <w:r>
         <w:rPr>
           <w:rFonts w:ascii="Times New Roman" w:hAnsi="Times New Roman" w:cs="Times New Roman"/>
           <w:color w:val="000000" w:themeColor="text1"/>
         </w:rPr>
-        <w:t>Tanggal</w:t>
-      </w:r>
-      <w:proofErr w:type="spellEnd"/>
+        <w:tab/>
+      </w:r>
       <w:r>
         <w:rPr>
           <w:rFonts w:ascii="Times New Roman" w:hAnsi="Times New Roman" w:cs="Times New Roman"/>
           <w:color w:val="000000" w:themeColor="text1"/>
         </w:rPr>
-        <w:t xml:space="preserve"> Seminar</w:t>
+        <w:t xml:space="preserve">: </w:t>
       </w:r>
       <w:r>
         <w:rPr>
           <w:rFonts w:ascii="Times New Roman" w:hAnsi="Times New Roman" w:cs="Times New Roman"/>
           <w:color w:val="000000" w:themeColor="text1"/>
+          <w:spacing w:val="-10"/>
+        </w:rPr>
+        <w:t>${tgl_sidang}</w:t>
+      </w:r>
+      <w:r>
+        <w:rPr>
+          <w:rFonts w:ascii="Times New Roman" w:hAnsi="Times New Roman" w:cs="Times New Roman"/>
+          <w:color w:val="000000" w:themeColor="text1"/>
+        </w:rPr>
+        <w:t/>
+      </w:r>
+      <w:r>
+        <w:rPr>
+          <w:rFonts w:ascii="Times New Roman" w:hAnsi="Times New Roman" w:cs="Times New Roman"/>
+          <w:color w:val="000000" w:themeColor="text1"/>
+        </w:rPr>
+        <w:t/>
+      </w:r>
+      <w:r>
+        <w:rPr>
+          <w:rFonts w:ascii="Times New Roman" w:hAnsi="Times New Roman" w:cs="Times New Roman"/>
+          <w:color w:val="000000" w:themeColor="text1"/>
         </w:rPr>
         <w:tab/>
+        <w:t xml:space="preserve">Jam:  Pkl </w:t>
       </w:r>
       <w:r>
         <w:rPr>
           <w:rFonts w:ascii="Times New Roman" w:hAnsi="Times New Roman" w:cs="Times New Roman"/>
           <w:color w:val="000000" w:themeColor="text1"/>
-        </w:rPr>
-        <w:t xml:space="preserve">: </w:t>
+          <w:spacing w:val="-10"/>
+        </w:rPr>
+        <w:t>${waktu}</w:t>
       </w:r>
       <w:r>
         <w:rPr>
           <w:rFonts w:ascii="Times New Roman" w:hAnsi="Times New Roman" w:cs="Times New Roman"/>
           <w:color w:val="000000" w:themeColor="text1"/>
-          <w:spacing w:val="-10"/>
-        </w:rPr>
-        <w:t>${tgl_sidang}</w:t>
-      </w:r>
-      <w:proofErr w:type="spellStart"/>
-      <w:r>
-        <w:rPr>
-          <w:rFonts w:ascii="Times New Roman" w:hAnsi="Times New Roman" w:cs="Times New Roman"/>
-          <w:color w:val="000000" w:themeColor="text1"/>
         </w:rPr>
         <w:t/>
       </w:r>
-      <w:proofErr w:type="spellEnd"/>
-      <w:r>
-        <w:rPr>
-          <w:rFonts w:ascii="Times New Roman" w:hAnsi="Times New Roman" w:cs="Times New Roman"/>
-          <w:color w:val="000000" w:themeColor="text1"/>
-        </w:rPr>
-        <w:t xml:space="preserve"/>
-      </w:r>
-      <w:proofErr w:type="spellStart"/>
-      <w:r>
-        <w:rPr>
-          <w:rFonts w:ascii="Times New Roman" w:hAnsi="Times New Roman" w:cs="Times New Roman"/>
-          <w:color w:val="000000" w:themeColor="text1"/>
-        </w:rPr>
-        <w:t/>
-      </w:r>
-      <w:proofErr w:type="spellEnd"/>
-      <w:r>
-        <w:rPr>
-          <w:rFonts w:ascii="Times New Roman" w:hAnsi="Times New Roman" w:cs="Times New Roman"/>
-          <w:color w:val="000000" w:themeColor="text1"/>
-        </w:rPr>
-        <w:t/>
-      </w:r>
-      <w:r>
-        <w:rPr>
-          <w:rFonts w:ascii="Times New Roman" w:hAnsi="Times New Roman" w:cs="Times New Roman"/>
-          <w:color w:val="000000" w:themeColor="text1"/>
-        </w:rPr>
-        <w:tab/>
-        <w:t xml:space="preserve">Jam:  </w:t>
-      </w:r>
-      <w:proofErr w:type="spellStart"/>
-      <w:r>
-        <w:rPr>
-          <w:rFonts w:ascii="Times New Roman" w:hAnsi="Times New Roman" w:cs="Times New Roman"/>
-          <w:color w:val="000000" w:themeColor="text1"/>
-        </w:rPr>
-        <w:t>Pkl</w:t>
-      </w:r>
-      <w:proofErr w:type="spellEnd"/>
-      <w:r>
-        <w:rPr>
-          <w:rFonts w:ascii="Times New Roman" w:hAnsi="Times New Roman" w:cs="Times New Roman"/>
-          <w:color w:val="000000" w:themeColor="text1"/>
-        </w:rPr>
-        <w:t xml:space="preserve"> </w:t>
-      </w:r>
-      <w:r>
-        <w:rPr>
-          <w:rFonts w:ascii="Times New Roman" w:hAnsi="Times New Roman" w:cs="Times New Roman"/>
-          <w:color w:val="000000" w:themeColor="text1"/>
-          <w:spacing w:val="-10"/>
-        </w:rPr>
-        <w:t>${waktu}</w:t>
-      </w:r>
-      <w:proofErr w:type="spellStart"/>
-      <w:r>
-        <w:rPr>
-          <w:rFonts w:ascii="Times New Roman" w:hAnsi="Times New Roman" w:cs="Times New Roman"/>
-          <w:color w:val="000000" w:themeColor="text1"/>
-        </w:rPr>
-        <w:t/>
-      </w:r>
-      <w:proofErr w:type="spellEnd"/>
       <w:r>
         <w:rPr>
           <w:rFonts w:ascii="Times New Roman" w:hAnsi="Times New Roman" w:cs="Times New Roman"/>
@@ -580,7 +488,6 @@
           <w:color w:val="000000" w:themeColor="text1"/>
         </w:rPr>
       </w:pPr>
-      <w:proofErr w:type="spellStart"/>
       <w:r>
         <w:rPr>
           <w:rFonts w:ascii="Times New Roman" w:hAnsi="Times New Roman" w:cs="Times New Roman"/>
@@ -588,7 +495,6 @@
         </w:rPr>
         <w:t>Penilaian</w:t>
       </w:r>
-      <w:proofErr w:type="spellEnd"/>
     </w:p>
     <w:tbl>
       <w:tblPr>
@@ -2368,27 +2274,7 @@
                 <w:szCs w:val="24"/>
                 <w:lang w:val="en-US"/>
               </w:rPr>
-              <w:t xml:space="preserve"/>
-            </w:r>
-            <w:proofErr w:type="spellStart"/>
-            <w:r>
-              <w:rPr>
-                <w:color w:val="000000" w:themeColor="text1"/>
-                <w:sz w:val="24"/>
-                <w:szCs w:val="24"/>
-                <w:lang w:val="en-US"/>
-              </w:rPr>
               <w:t/>
-            </w:r>
-            <w:proofErr w:type="spellEnd"/>
-            <w:r>
-              <w:rPr>
-                <w:color w:val="000000" w:themeColor="text1"/>
-                <w:sz w:val="24"/>
-                <w:szCs w:val="24"/>
-                <w:lang w:val="en-US"/>
-              </w:rPr>
-              <w:t xml:space="preserve"/>
             </w:r>
             <w:r>
               <w:rPr>
@@ -2467,7 +2353,7 @@
                 <w:sz w:val="24"/>
                 <w:szCs w:val="24"/>
               </w:rPr>
-              <w:t>………………..</w:t>
+              <w:t>${signature}</w:t>
             </w:r>
           </w:p>
         </w:tc>
@@ -2533,27 +2419,7 @@
                 <w:szCs w:val="24"/>
                 <w:lang w:val="en-US"/>
               </w:rPr>
-              <w:t xml:space="preserve"/>
-            </w:r>
-            <w:proofErr w:type="spellStart"/>
-            <w:r>
-              <w:rPr>
-                <w:color w:val="000000" w:themeColor="text1"/>
-                <w:sz w:val="24"/>
-                <w:szCs w:val="24"/>
-                <w:lang w:val="en-US"/>
-              </w:rPr>
               <w:t/>
-            </w:r>
-            <w:proofErr w:type="spellEnd"/>
-            <w:r>
-              <w:rPr>
-                <w:color w:val="000000" w:themeColor="text1"/>
-                <w:sz w:val="24"/>
-                <w:szCs w:val="24"/>
-                <w:lang w:val="en-US"/>
-              </w:rPr>
-              <w:t xml:space="preserve"/>
             </w:r>
             <w:r>
               <w:rPr>
@@ -2632,7 +2498,7 @@
                 <w:sz w:val="24"/>
                 <w:szCs w:val="24"/>
               </w:rPr>
-              <w:t>………………..</w:t>
+              <w:t>${signature}</w:t>
             </w:r>
           </w:p>
         </w:tc>
@@ -2701,27 +2567,7 @@
                 <w:szCs w:val="24"/>
                 <w:lang w:val="en-US"/>
               </w:rPr>
-              <w:t xml:space="preserve"/>
-            </w:r>
-            <w:proofErr w:type="spellStart"/>
-            <w:r>
-              <w:rPr>
-                <w:color w:val="000000" w:themeColor="text1"/>
-                <w:sz w:val="24"/>
-                <w:szCs w:val="24"/>
-                <w:lang w:val="en-US"/>
-              </w:rPr>
               <w:t/>
-            </w:r>
-            <w:proofErr w:type="spellEnd"/>
-            <w:r>
-              <w:rPr>
-                <w:color w:val="000000" w:themeColor="text1"/>
-                <w:sz w:val="24"/>
-                <w:szCs w:val="24"/>
-                <w:lang w:val="en-US"/>
-              </w:rPr>
-              <w:t xml:space="preserve"/>
             </w:r>
             <w:r>
               <w:rPr>
@@ -2800,7 +2646,7 @@
                 <w:sz w:val="24"/>
                 <w:szCs w:val="24"/>
               </w:rPr>
-              <w:t>………………..</w:t>
+              <w:t>${signature}</w:t>
             </w:r>
           </w:p>
         </w:tc>
@@ -2929,7 +2775,7 @@
                 <w:sz w:val="24"/>
                 <w:szCs w:val="24"/>
               </w:rPr>
-              <w:t>………………..</w:t>
+              <w:t>${signature}</w:t>
             </w:r>
           </w:p>
         </w:tc>
@@ -3058,7 +2904,7 @@
                 <w:sz w:val="24"/>
                 <w:szCs w:val="24"/>
               </w:rPr>
-              <w:t>………………..</w:t>
+              <w:t>${signature}</w:t>
             </w:r>
           </w:p>
         </w:tc>
@@ -3103,7 +2949,6 @@
         </w:rPr>
         <w:t>${tgl_sidang}</w:t>
       </w:r>
-      <w:proofErr w:type="spellStart"/>
       <w:r>
         <w:rPr>
           <w:color w:val="000000" w:themeColor="text1"/>
@@ -3111,23 +2956,6 @@
         </w:rPr>
         <w:t/>
       </w:r>
-      <w:proofErr w:type="spellEnd"/>
-      <w:r>
-        <w:rPr>
-          <w:color w:val="000000" w:themeColor="text1"/>
-          <w:sz w:val="22"/>
-        </w:rPr>
-        <w:t xml:space="preserve"/>
-      </w:r>
-      <w:proofErr w:type="spellStart"/>
-      <w:r>
-        <w:rPr>
-          <w:color w:val="000000" w:themeColor="text1"/>
-          <w:sz w:val="22"/>
-        </w:rPr>
-        <w:t/>
-      </w:r>
-      <w:proofErr w:type="spellEnd"/>
       <w:r>
         <w:rPr>
           <w:color w:val="000000" w:themeColor="text1"/>
@@ -3145,7 +2973,6 @@
           <w:sz w:val="22"/>
         </w:rPr>
       </w:pPr>
-      <w:proofErr w:type="spellStart"/>
       <w:r>
         <w:rPr>
           <w:color w:val="000000" w:themeColor="text1"/>
@@ -3153,7 +2980,6 @@
         </w:rPr>
         <w:t>Ketua</w:t>
       </w:r>
-      <w:proofErr w:type="spellEnd"/>
       <w:r>
         <w:rPr>
           <w:color w:val="000000" w:themeColor="text1"/>
@@ -3183,18 +3009,8 @@
           <w:spacing w:val="-2"/>
           <w:sz w:val="22"/>
         </w:rPr>
-        <w:t xml:space="preserve">Studi Teknik </w:t>
-      </w:r>
-      <w:proofErr w:type="spellStart"/>
-      <w:r>
-        <w:rPr>
-          <w:color w:val="000000" w:themeColor="text1"/>
-          <w:spacing w:val="-2"/>
-          <w:sz w:val="22"/>
-        </w:rPr>
-        <w:t>Geofisika</w:t>
-      </w:r>
-      <w:proofErr w:type="spellEnd"/>
+        <w:t>Studi Teknik Geofisika</w:t>
+      </w:r>
     </w:p>
     <w:p>
       <w:pPr>
@@ -3238,6 +3054,16 @@
           <w:u w:val="single"/>
         </w:rPr>
       </w:pPr>
+      <w:r>
+        <w:rPr>
+          <w:b/>
+          <w:bCs/>
+          <w:color w:val="000000" w:themeColor="text1"/>
+          <w:u w:val="single"/>
+          <w:lang w:val="id-ID"/>
+        </w:rPr>
+        <w:t>${signature}</w:t>
+      </w:r>
     </w:p>
     <w:p>
       <w:pPr>
@@ -3265,26 +3091,6 @@
           <w:color w:val="000000" w:themeColor="text1"/>
           <w:u w:val="single"/>
         </w:rPr>
-        <w:t xml:space="preserve"/>
-      </w:r>
-      <w:proofErr w:type="spellStart"/>
-      <w:r>
-        <w:rPr>
-          <w:b/>
-          <w:bCs/>
-          <w:color w:val="000000" w:themeColor="text1"/>
-          <w:u w:val="single"/>
-        </w:rPr>
-        <w:t/>
-      </w:r>
-      <w:proofErr w:type="spellEnd"/>
-      <w:r>
-        <w:rPr>
-          <w:b/>
-          <w:bCs/>
-          <w:color w:val="000000" w:themeColor="text1"/>
-          <w:u w:val="single"/>
-        </w:rPr>
         <w:t/>
       </w:r>
     </w:p>
@@ -3310,20 +3116,6 @@
         </w:rPr>
         <w:t>${nip_kaprodi}</w:t>
       </w:r>
-      <w:r>
-        <w:rPr>
-          <w:color w:val="000000" w:themeColor="text1"/>
-        </w:rPr>
-        <w:t xml:space="preserve"/>
-      </w:r>
-      <w:proofErr w:type="spellStart"/>
-      <w:r>
-        <w:rPr>
-          <w:color w:val="000000" w:themeColor="text1"/>
-        </w:rPr>
-        <w:t/>
-      </w:r>
-      <w:proofErr w:type="spellEnd"/>
       <w:r>
         <w:rPr>
           <w:color w:val="000000" w:themeColor="text1"/>
@@ -3344,7 +3136,7 @@
 </file>
 
 <file path=word/endnotes.xml><?xml version="1.0" encoding="utf-8"?>
-<w:endnotes xmlns:wpc="http://schemas.microsoft.com/office/word/2010/wordprocessingCanvas" xmlns:cx="http://schemas.microsoft.com/office/drawing/2014/chartex" xmlns:cx1="http://schemas.microsoft.com/office/drawing/2015/9/8/chartex" xmlns:cx2="http://schemas.microsoft.com/office/drawing/2015/10/21/chartex" xmlns:cx3="http://schemas.microsoft.com/office/drawing/2016/5/9/chartex" xmlns:cx4="http://schemas.microsoft.com/office/drawing/2016/5/10/chartex" xmlns:cx5="http://schemas.microsoft.com/office/drawing/2016/5/11/chartex" xmlns:cx6="http://schemas.microsoft.com/office/drawing/2016/5/12/chartex" xmlns:cx7="http://schemas.microsoft.com/office/drawing/2016/5/13/chartex" xmlns:cx8="http://schemas.microsoft.com/office/drawing/2016/5/14/chartex" xmlns:mc="http://schemas.openxmlformats.org/markup-compatibility/2006" xmlns:aink="http://schemas.microsoft.com/office/drawing/2016/ink" xmlns:am3d="http://schemas.microsoft.com/office/drawing/2017/model3d" xmlns:o="urn:schemas-microsoft-com:office:office" xmlns:oel="http://schemas.microsoft.com/office/2019/extlst" xmlns:r="http://schemas.openxmlformats.org/officeDocument/2006/relationships" xmlns:m="http://schemas.openxmlformats.org/officeDocument/2006/math" xmlns:v="urn:schemas-microsoft-com:vml" xmlns:wp14="http://schemas.microsoft.com/office/word/2010/wordprocessingDrawing" xmlns:wp="http://schemas.openxmlformats.org/drawingml/2006/wordprocessingDrawing" xmlns:w10="urn:schemas-microsoft-com:office:word" xmlns:w="http://schemas.openxmlformats.org/wordprocessingml/2006/main" xmlns:w14="http://schemas.microsoft.com/office/word/2010/wordml" xmlns:w15="http://schemas.microsoft.com/office/word/2012/wordml" xmlns:w16cei="http://schemas.microsoft.com/office/word/2026/wordml/cei" xmlns:w16cex="http://schemas.microsoft.com/office/word/2018/wordml/cex" xmlns:w16cid="http://schemas.microsoft.com/office/word/2016/wordml/cid" xmlns:w16="http://schemas.microsoft.com/office/word/2018/wordml" xmlns:w16du="http://schemas.microsoft.com/office/word/2023/wordml/word16du" xmlns:w16sdtdh="http://schemas.microsoft.com/office/word/2020/wordml/sdtdatahash" xmlns:w16sdtfl="http://schemas.microsoft.com/office/word/2024/wordml/sdtformatlock" xmlns:w16se="http://schemas.microsoft.com/office/word/2015/wordml/symex" xmlns:wpg="http://schemas.microsoft.com/office/word/2010/wordprocessingGroup" xmlns:wpi="http://schemas.microsoft.com/office/word/2010/wordprocessingInk" xmlns:wne="http://schemas.microsoft.com/office/word/2006/wordml" xmlns:wps="http://schemas.microsoft.com/office/word/2010/wordprocessingShape" mc:Ignorable="w14 w15 w16se w16cid w16 w16cex w16sdtdh w16sdtfl w16du wp14">
+<w:endnotes xmlns:wpc="http://schemas.microsoft.com/office/word/2010/wordprocessingCanvas" xmlns:cx="http://schemas.microsoft.com/office/drawing/2014/chartex" xmlns:cx1="http://schemas.microsoft.com/office/drawing/2015/9/8/chartex" xmlns:cx2="http://schemas.microsoft.com/office/drawing/2015/10/21/chartex" xmlns:cx3="http://schemas.microsoft.com/office/drawing/2016/5/9/chartex" xmlns:cx4="http://schemas.microsoft.com/office/drawing/2016/5/10/chartex" xmlns:cx5="http://schemas.microsoft.com/office/drawing/2016/5/11/chartex" xmlns:cx6="http://schemas.microsoft.com/office/drawing/2016/5/12/chartex" xmlns:cx7="http://schemas.microsoft.com/office/drawing/2016/5/13/chartex" xmlns:cx8="http://schemas.microsoft.com/office/drawing/2016/5/14/chartex" xmlns:mc="http://schemas.openxmlformats.org/markup-compatibility/2006" xmlns:aink="http://schemas.microsoft.com/office/drawing/2016/ink" xmlns:am3d="http://schemas.microsoft.com/office/drawing/2017/model3d" xmlns:o="urn:schemas-microsoft-com:office:office" xmlns:oel="http://schemas.microsoft.com/office/2019/extlst" xmlns:r="http://schemas.openxmlformats.org/officeDocument/2006/relationships" xmlns:m="http://schemas.openxmlformats.org/officeDocument/2006/math" xmlns:v="urn:schemas-microsoft-com:vml" xmlns:wp14="http://schemas.microsoft.com/office/word/2010/wordprocessingDrawing" xmlns:wp="http://schemas.openxmlformats.org/drawingml/2006/wordprocessingDrawing" xmlns:w10="urn:schemas-microsoft-com:office:word" xmlns:w="http://schemas.openxmlformats.org/wordprocessingml/2006/main" xmlns:w14="http://schemas.microsoft.com/office/word/2010/wordml" xmlns:w15="http://schemas.microsoft.com/office/word/2012/wordml" xmlns:w16cex="http://schemas.microsoft.com/office/word/2018/wordml/cex" xmlns:w16cid="http://schemas.microsoft.com/office/word/2016/wordml/cid" xmlns:w16="http://schemas.microsoft.com/office/word/2018/wordml" xmlns:w16du="http://schemas.microsoft.com/office/word/2023/wordml/word16du" xmlns:w16sdtdh="http://schemas.microsoft.com/office/word/2020/wordml/sdtdatahash" xmlns:w16sdtfl="http://schemas.microsoft.com/office/word/2024/wordml/sdtformatlock" xmlns:w16se="http://schemas.microsoft.com/office/word/2015/wordml/symex" xmlns:wpg="http://schemas.microsoft.com/office/word/2010/wordprocessingGroup" xmlns:wpi="http://schemas.microsoft.com/office/word/2010/wordprocessingInk" xmlns:wne="http://schemas.microsoft.com/office/word/2006/wordml" xmlns:wps="http://schemas.microsoft.com/office/word/2010/wordprocessingShape" mc:Ignorable="w14 w15 w16se w16cid w16 w16cex w16sdtdh w16sdtfl w16du wp14">
   <w:endnote w:type="separator" w:id="-1">
     <w:p>
       <w:r>
@@ -3363,7 +3155,7 @@
 </file>
 
 <file path=word/footer1.xml><?xml version="1.0" encoding="utf-8"?>
-<w:ftr xmlns:wpc="http://schemas.microsoft.com/office/word/2010/wordprocessingCanvas" xmlns:cx="http://schemas.microsoft.com/office/drawing/2014/chartex" xmlns:cx1="http://schemas.microsoft.com/office/drawing/2015/9/8/chartex" xmlns:cx2="http://schemas.microsoft.com/office/drawing/2015/10/21/chartex" xmlns:cx3="http://schemas.microsoft.com/office/drawing/2016/5/9/chartex" xmlns:cx4="http://schemas.microsoft.com/office/drawing/2016/5/10/chartex" xmlns:cx5="http://schemas.microsoft.com/office/drawing/2016/5/11/chartex" xmlns:cx6="http://schemas.microsoft.com/office/drawing/2016/5/12/chartex" xmlns:cx7="http://schemas.microsoft.com/office/drawing/2016/5/13/chartex" xmlns:cx8="http://schemas.microsoft.com/office/drawing/2016/5/14/chartex" xmlns:mc="http://schemas.openxmlformats.org/markup-compatibility/2006" xmlns:aink="http://schemas.microsoft.com/office/drawing/2016/ink" xmlns:am3d="http://schemas.microsoft.com/office/drawing/2017/model3d" xmlns:o="urn:schemas-microsoft-com:office:office" xmlns:oel="http://schemas.microsoft.com/office/2019/extlst" xmlns:r="http://schemas.openxmlformats.org/officeDocument/2006/relationships" xmlns:m="http://schemas.openxmlformats.org/officeDocument/2006/math" xmlns:v="urn:schemas-microsoft-com:vml" xmlns:wp14="http://schemas.microsoft.com/office/word/2010/wordprocessingDrawing" xmlns:wp="http://schemas.openxmlformats.org/drawingml/2006/wordprocessingDrawing" xmlns:w10="urn:schemas-microsoft-com:office:word" xmlns:w="http://schemas.openxmlformats.org/wordprocessingml/2006/main" xmlns:w14="http://schemas.microsoft.com/office/word/2010/wordml" xmlns:w15="http://schemas.microsoft.com/office/word/2012/wordml" xmlns:w16cei="http://schemas.microsoft.com/office/word/2026/wordml/cei" xmlns:w16cex="http://schemas.microsoft.com/office/word/2018/wordml/cex" xmlns:w16cid="http://schemas.microsoft.com/office/word/2016/wordml/cid" xmlns:w16="http://schemas.microsoft.com/office/word/2018/wordml" xmlns:w16du="http://schemas.microsoft.com/office/word/2023/wordml/word16du" xmlns:w16sdtdh="http://schemas.microsoft.com/office/word/2020/wordml/sdtdatahash" xmlns:w16sdtfl="http://schemas.microsoft.com/office/word/2024/wordml/sdtformatlock" xmlns:w16se="http://schemas.microsoft.com/office/word/2015/wordml/symex" xmlns:wpg="http://schemas.microsoft.com/office/word/2010/wordprocessingGroup" xmlns:wpi="http://schemas.microsoft.com/office/word/2010/wordprocessingInk" xmlns:wne="http://schemas.microsoft.com/office/word/2006/wordml" xmlns:wps="http://schemas.microsoft.com/office/word/2010/wordprocessingShape" mc:Ignorable="w14 w15 w16se w16cid w16 w16cex w16sdtdh w16sdtfl w16du wp14">
+<w:ftr xmlns:wpc="http://schemas.microsoft.com/office/word/2010/wordprocessingCanvas" xmlns:cx="http://schemas.microsoft.com/office/drawing/2014/chartex" xmlns:cx1="http://schemas.microsoft.com/office/drawing/2015/9/8/chartex" xmlns:cx2="http://schemas.microsoft.com/office/drawing/2015/10/21/chartex" xmlns:cx3="http://schemas.microsoft.com/office/drawing/2016/5/9/chartex" xmlns:cx4="http://schemas.microsoft.com/office/drawing/2016/5/10/chartex" xmlns:cx5="http://schemas.microsoft.com/office/drawing/2016/5/11/chartex" xmlns:cx6="http://schemas.microsoft.com/office/drawing/2016/5/12/chartex" xmlns:cx7="http://schemas.microsoft.com/office/drawing/2016/5/13/chartex" xmlns:cx8="http://schemas.microsoft.com/office/drawing/2016/5/14/chartex" xmlns:mc="http://schemas.openxmlformats.org/markup-compatibility/2006" xmlns:aink="http://schemas.microsoft.com/office/drawing/2016/ink" xmlns:am3d="http://schemas.microsoft.com/office/drawing/2017/model3d" xmlns:o="urn:schemas-microsoft-com:office:office" xmlns:oel="http://schemas.microsoft.com/office/2019/extlst" xmlns:r="http://schemas.openxmlformats.org/officeDocument/2006/relationships" xmlns:m="http://schemas.openxmlformats.org/officeDocument/2006/math" xmlns:v="urn:schemas-microsoft-com:vml" xmlns:wp14="http://schemas.microsoft.com/office/word/2010/wordprocessingDrawing" xmlns:wp="http://schemas.openxmlformats.org/drawingml/2006/wordprocessingDrawing" xmlns:w10="urn:schemas-microsoft-com:office:word" xmlns:w="http://schemas.openxmlformats.org/wordprocessingml/2006/main" xmlns:w14="http://schemas.microsoft.com/office/word/2010/wordml" xmlns:w15="http://schemas.microsoft.com/office/word/2012/wordml" xmlns:w16cex="http://schemas.microsoft.com/office/word/2018/wordml/cex" xmlns:w16cid="http://schemas.microsoft.com/office/word/2016/wordml/cid" xmlns:w16="http://schemas.microsoft.com/office/word/2018/wordml" xmlns:w16du="http://schemas.microsoft.com/office/word/2023/wordml/word16du" xmlns:w16sdtdh="http://schemas.microsoft.com/office/word/2020/wordml/sdtdatahash" xmlns:w16sdtfl="http://schemas.microsoft.com/office/word/2024/wordml/sdtformatlock" xmlns:w16se="http://schemas.microsoft.com/office/word/2015/wordml/symex" xmlns:wpg="http://schemas.microsoft.com/office/word/2010/wordprocessingGroup" xmlns:wpi="http://schemas.microsoft.com/office/word/2010/wordprocessingInk" xmlns:wne="http://schemas.microsoft.com/office/word/2006/wordml" xmlns:wps="http://schemas.microsoft.com/office/word/2010/wordprocessingShape" mc:Ignorable="w14 w15 w16se w16cid w16 w16cex w16sdtdh w16sdtfl w16du wp14">
   <w:p>
     <w:pPr>
       <w:pStyle w:val="Footer"/>
@@ -3511,7 +3303,7 @@
             </wp:anchor>
           </w:drawing>
         </mc:Choice>
-        <mc:Fallback>
+        <mc:Fallback xmlns:w16cei="http://schemas.microsoft.com/office/word/2026/wordml/cei">
           <w:pict>
             <v:line w14:anchorId="736FF723" id="Line 416" o:spid="_x0000_s1026" style="position:absolute;z-index:251666432;visibility:visible;mso-wrap-style:square;mso-width-percent:0;mso-height-percent:0;mso-wrap-distance-left:9pt;mso-wrap-distance-top:0;mso-wrap-distance-right:9pt;mso-wrap-distance-bottom:0;mso-position-horizontal:center;mso-position-horizontal-relative:margin;mso-position-vertical:absolute;mso-position-vertical-relative:text;mso-width-percent:0;mso-height-percent:0;mso-width-relative:page;mso-height-relative:page" from="0,-22.8pt" to="496.05pt,-22.8pt" o:gfxdata="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" strokecolor="#7f7f7f [1612]" strokeweight="1.5pt">
               <v:stroke joinstyle="miter"/>
@@ -3526,7 +3318,7 @@
 </file>
 
 <file path=word/footnotes.xml><?xml version="1.0" encoding="utf-8"?>
-<w:footnotes xmlns:wpc="http://schemas.microsoft.com/office/word/2010/wordprocessingCanvas" xmlns:cx="http://schemas.microsoft.com/office/drawing/2014/chartex" xmlns:cx1="http://schemas.microsoft.com/office/drawing/2015/9/8/chartex" xmlns:cx2="http://schemas.microsoft.com/office/drawing/2015/10/21/chartex" xmlns:cx3="http://schemas.microsoft.com/office/drawing/2016/5/9/chartex" xmlns:cx4="http://schemas.microsoft.com/office/drawing/2016/5/10/chartex" xmlns:cx5="http://schemas.microsoft.com/office/drawing/2016/5/11/chartex" xmlns:cx6="http://schemas.microsoft.com/office/drawing/2016/5/12/chartex" xmlns:cx7="http://schemas.microsoft.com/office/drawing/2016/5/13/chartex" xmlns:cx8="http://schemas.microsoft.com/office/drawing/2016/5/14/chartex" xmlns:mc="http://schemas.openxmlformats.org/markup-compatibility/2006" xmlns:aink="http://schemas.microsoft.com/office/drawing/2016/ink" xmlns:am3d="http://schemas.microsoft.com/office/drawing/2017/model3d" xmlns:o="urn:schemas-microsoft-com:office:office" xmlns:oel="http://schemas.microsoft.com/office/2019/extlst" xmlns:r="http://schemas.openxmlformats.org/officeDocument/2006/relationships" xmlns:m="http://schemas.openxmlformats.org/officeDocument/2006/math" xmlns:v="urn:schemas-microsoft-com:vml" xmlns:wp14="http://schemas.microsoft.com/office/word/2010/wordprocessingDrawing" xmlns:wp="http://schemas.openxmlformats.org/drawingml/2006/wordprocessingDrawing" xmlns:w10="urn:schemas-microsoft-com:office:word" xmlns:w="http://schemas.openxmlformats.org/wordprocessingml/2006/main" xmlns:w14="http://schemas.microsoft.com/office/word/2010/wordml" xmlns:w15="http://schemas.microsoft.com/office/word/2012/wordml" xmlns:w16cei="http://schemas.microsoft.com/office/word/2026/wordml/cei" xmlns:w16cex="http://schemas.microsoft.com/office/word/2018/wordml/cex" xmlns:w16cid="http://schemas.microsoft.com/office/word/2016/wordml/cid" xmlns:w16="http://schemas.microsoft.com/office/word/2018/wordml" xmlns:w16du="http://schemas.microsoft.com/office/word/2023/wordml/word16du" xmlns:w16sdtdh="http://schemas.microsoft.com/office/word/2020/wordml/sdtdatahash" xmlns:w16sdtfl="http://schemas.microsoft.com/office/word/2024/wordml/sdtformatlock" xmlns:w16se="http://schemas.microsoft.com/office/word/2015/wordml/symex" xmlns:wpg="http://schemas.microsoft.com/office/word/2010/wordprocessingGroup" xmlns:wpi="http://schemas.microsoft.com/office/word/2010/wordprocessingInk" xmlns:wne="http://schemas.microsoft.com/office/word/2006/wordml" xmlns:wps="http://schemas.microsoft.com/office/word/2010/wordprocessingShape" mc:Ignorable="w14 w15 w16se w16cid w16 w16cex w16sdtdh w16sdtfl w16du wp14">
+<w:footnotes xmlns:wpc="http://schemas.microsoft.com/office/word/2010/wordprocessingCanvas" xmlns:cx="http://schemas.microsoft.com/office/drawing/2014/chartex" xmlns:cx1="http://schemas.microsoft.com/office/drawing/2015/9/8/chartex" xmlns:cx2="http://schemas.microsoft.com/office/drawing/2015/10/21/chartex" xmlns:cx3="http://schemas.microsoft.com/office/drawing/2016/5/9/chartex" xmlns:cx4="http://schemas.microsoft.com/office/drawing/2016/5/10/chartex" xmlns:cx5="http://schemas.microsoft.com/office/drawing/2016/5/11/chartex" xmlns:cx6="http://schemas.microsoft.com/office/drawing/2016/5/12/chartex" xmlns:cx7="http://schemas.microsoft.com/office/drawing/2016/5/13/chartex" xmlns:cx8="http://schemas.microsoft.com/office/drawing/2016/5/14/chartex" xmlns:mc="http://schemas.openxmlformats.org/markup-compatibility/2006" xmlns:aink="http://schemas.microsoft.com/office/drawing/2016/ink" xmlns:am3d="http://schemas.microsoft.com/office/drawing/2017/model3d" xmlns:o="urn:schemas-microsoft-com:office:office" xmlns:oel="http://schemas.microsoft.com/office/2019/extlst" xmlns:r="http://schemas.openxmlformats.org/officeDocument/2006/relationships" xmlns:m="http://schemas.openxmlformats.org/officeDocument/2006/math" xmlns:v="urn:schemas-microsoft-com:vml" xmlns:wp14="http://schemas.microsoft.com/office/word/2010/wordprocessingDrawing" xmlns:wp="http://schemas.openxmlformats.org/drawingml/2006/wordprocessingDrawing" xmlns:w10="urn:schemas-microsoft-com:office:word" xmlns:w="http://schemas.openxmlformats.org/wordprocessingml/2006/main" xmlns:w14="http://schemas.microsoft.com/office/word/2010/wordml" xmlns:w15="http://schemas.microsoft.com/office/word/2012/wordml" xmlns:w16cex="http://schemas.microsoft.com/office/word/2018/wordml/cex" xmlns:w16cid="http://schemas.microsoft.com/office/word/2016/wordml/cid" xmlns:w16="http://schemas.microsoft.com/office/word/2018/wordml" xmlns:w16du="http://schemas.microsoft.com/office/word/2023/wordml/word16du" xmlns:w16sdtdh="http://schemas.microsoft.com/office/word/2020/wordml/sdtdatahash" xmlns:w16sdtfl="http://schemas.microsoft.com/office/word/2024/wordml/sdtformatlock" xmlns:w16se="http://schemas.microsoft.com/office/word/2015/wordml/symex" xmlns:wpg="http://schemas.microsoft.com/office/word/2010/wordprocessingGroup" xmlns:wpi="http://schemas.microsoft.com/office/word/2010/wordprocessingInk" xmlns:wne="http://schemas.microsoft.com/office/word/2006/wordml" xmlns:wps="http://schemas.microsoft.com/office/word/2010/wordprocessingShape" mc:Ignorable="w14 w15 w16se w16cid w16 w16cex w16sdtdh w16sdtfl w16du wp14">
   <w:footnote w:type="separator" w:id="-1">
     <w:p>
       <w:r>
@@ -3545,7 +3337,7 @@
 </file>
 
 <file path=word/header1.xml><?xml version="1.0" encoding="utf-8"?>
-<w:hdr xmlns:wpc="http://schemas.microsoft.com/office/word/2010/wordprocessingCanvas" xmlns:cx="http://schemas.microsoft.com/office/drawing/2014/chartex" xmlns:cx1="http://schemas.microsoft.com/office/drawing/2015/9/8/chartex" xmlns:cx2="http://schemas.microsoft.com/office/drawing/2015/10/21/chartex" xmlns:cx3="http://schemas.microsoft.com/office/drawing/2016/5/9/chartex" xmlns:cx4="http://schemas.microsoft.com/office/drawing/2016/5/10/chartex" xmlns:cx5="http://schemas.microsoft.com/office/drawing/2016/5/11/chartex" xmlns:cx6="http://schemas.microsoft.com/office/drawing/2016/5/12/chartex" xmlns:cx7="http://schemas.microsoft.com/office/drawing/2016/5/13/chartex" xmlns:cx8="http://schemas.microsoft.com/office/drawing/2016/5/14/chartex" xmlns:mc="http://schemas.openxmlformats.org/markup-compatibility/2006" xmlns:aink="http://schemas.microsoft.com/office/drawing/2016/ink" xmlns:am3d="http://schemas.microsoft.com/office/drawing/2017/model3d" xmlns:o="urn:schemas-microsoft-com:office:office" xmlns:oel="http://schemas.microsoft.com/office/2019/extlst" xmlns:r="http://schemas.openxmlformats.org/officeDocument/2006/relationships" xmlns:m="http://schemas.openxmlformats.org/officeDocument/2006/math" xmlns:v="urn:schemas-microsoft-com:vml" xmlns:wp14="http://schemas.microsoft.com/office/word/2010/wordprocessingDrawing" xmlns:wp="http://schemas.openxmlformats.org/drawingml/2006/wordprocessingDrawing" xmlns:w10="urn:schemas-microsoft-com:office:word" xmlns:w="http://schemas.openxmlformats.org/wordprocessingml/2006/main" xmlns:w14="http://schemas.microsoft.com/office/word/2010/wordml" xmlns:w15="http://schemas.microsoft.com/office/word/2012/wordml" xmlns:w16cei="http://schemas.microsoft.com/office/word/2026/wordml/cei" xmlns:w16cex="http://schemas.microsoft.com/office/word/2018/wordml/cex" xmlns:w16cid="http://schemas.microsoft.com/office/word/2016/wordml/cid" xmlns:w16="http://schemas.microsoft.com/office/word/2018/wordml" xmlns:w16du="http://schemas.microsoft.com/office/word/2023/wordml/word16du" xmlns:w16sdtdh="http://schemas.microsoft.com/office/word/2020/wordml/sdtdatahash" xmlns:w16sdtfl="http://schemas.microsoft.com/office/word/2024/wordml/sdtformatlock" xmlns:w16se="http://schemas.microsoft.com/office/word/2015/wordml/symex" xmlns:wpg="http://schemas.microsoft.com/office/word/2010/wordprocessingGroup" xmlns:wpi="http://schemas.microsoft.com/office/word/2010/wordprocessingInk" xmlns:wne="http://schemas.microsoft.com/office/word/2006/wordml" xmlns:wps="http://schemas.microsoft.com/office/word/2010/wordprocessingShape" mc:Ignorable="w14 w15 w16se w16cid w16 w16cex w16sdtdh w16sdtfl w16du wp14">
+<w:hdr xmlns:wpc="http://schemas.microsoft.com/office/word/2010/wordprocessingCanvas" xmlns:cx="http://schemas.microsoft.com/office/drawing/2014/chartex" xmlns:cx1="http://schemas.microsoft.com/office/drawing/2015/9/8/chartex" xmlns:cx2="http://schemas.microsoft.com/office/drawing/2015/10/21/chartex" xmlns:cx3="http://schemas.microsoft.com/office/drawing/2016/5/9/chartex" xmlns:cx4="http://schemas.microsoft.com/office/drawing/2016/5/10/chartex" xmlns:cx5="http://schemas.microsoft.com/office/drawing/2016/5/11/chartex" xmlns:cx6="http://schemas.microsoft.com/office/drawing/2016/5/12/chartex" xmlns:cx7="http://schemas.microsoft.com/office/drawing/2016/5/13/chartex" xmlns:cx8="http://schemas.microsoft.com/office/drawing/2016/5/14/chartex" xmlns:mc="http://schemas.openxmlformats.org/markup-compatibility/2006" xmlns:aink="http://schemas.microsoft.com/office/drawing/2016/ink" xmlns:am3d="http://schemas.microsoft.com/office/drawing/2017/model3d" xmlns:o="urn:schemas-microsoft-com:office:office" xmlns:oel="http://schemas.microsoft.com/office/2019/extlst" xmlns:r="http://schemas.openxmlformats.org/officeDocument/2006/relationships" xmlns:m="http://schemas.openxmlformats.org/officeDocument/2006/math" xmlns:v="urn:schemas-microsoft-com:vml" xmlns:wp14="http://schemas.microsoft.com/office/word/2010/wordprocessingDrawing" xmlns:wp="http://schemas.openxmlformats.org/drawingml/2006/wordprocessingDrawing" xmlns:w10="urn:schemas-microsoft-com:office:word" xmlns:w="http://schemas.openxmlformats.org/wordprocessingml/2006/main" xmlns:w14="http://schemas.microsoft.com/office/word/2010/wordml" xmlns:w15="http://schemas.microsoft.com/office/word/2012/wordml" xmlns:w16cex="http://schemas.microsoft.com/office/word/2018/wordml/cex" xmlns:w16cid="http://schemas.microsoft.com/office/word/2016/wordml/cid" xmlns:w16="http://schemas.microsoft.com/office/word/2018/wordml" xmlns:w16du="http://schemas.microsoft.com/office/word/2023/wordml/word16du" xmlns:w16sdtdh="http://schemas.microsoft.com/office/word/2020/wordml/sdtdatahash" xmlns:w16sdtfl="http://schemas.microsoft.com/office/word/2024/wordml/sdtformatlock" xmlns:w16se="http://schemas.microsoft.com/office/word/2015/wordml/symex" xmlns:wpg="http://schemas.microsoft.com/office/word/2010/wordprocessingGroup" xmlns:wpi="http://schemas.microsoft.com/office/word/2010/wordprocessingInk" xmlns:wne="http://schemas.microsoft.com/office/word/2006/wordml" xmlns:wps="http://schemas.microsoft.com/office/word/2010/wordprocessingShape" mc:Ignorable="w14 w15 w16se w16cid w16 w16cex w16sdtdh w16sdtfl w16du wp14">
   <w:tbl>
     <w:tblPr>
       <w:tblW w:w="9957" w:type="dxa"/>
@@ -3835,7 +3627,7 @@
             </wp:anchor>
           </w:drawing>
         </mc:Choice>
-        <mc:Fallback>
+        <mc:Fallback xmlns:w16cei="http://schemas.microsoft.com/office/word/2026/wordml/cei">
           <w:pict>
             <v:line w14:anchorId="1F9328B4" id="Line 416" o:spid="_x0000_s1026" style="position:absolute;z-index:251664384;visibility:visible;mso-wrap-style:square;mso-width-percent:0;mso-height-percent:0;mso-wrap-distance-left:9pt;mso-wrap-distance-top:0;mso-wrap-distance-right:9pt;mso-wrap-distance-bottom:0;mso-position-horizontal:absolute;mso-position-horizontal-relative:margin;mso-position-vertical:absolute;mso-position-vertical-relative:text;mso-width-percent:0;mso-height-percent:0;mso-width-relative:page;mso-height-relative:page" from="-24.1pt,2.65pt" to="471.95pt,2.65pt" o:gfxdata="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" strokeweight="3.75pt">
               <v:stroke linestyle="thinThick"/>
@@ -3850,7 +3642,7 @@
 </file>
 
 <file path=word/numbering.xml><?xml version="1.0" encoding="utf-8"?>
-<w:numbering xmlns:wpc="http://schemas.microsoft.com/office/word/2010/wordprocessingCanvas" xmlns:cx="http://schemas.microsoft.com/office/drawing/2014/chartex" xmlns:cx1="http://schemas.microsoft.com/office/drawing/2015/9/8/chartex" xmlns:cx2="http://schemas.microsoft.com/office/drawing/2015/10/21/chartex" xmlns:cx3="http://schemas.microsoft.com/office/drawing/2016/5/9/chartex" xmlns:cx4="http://schemas.microsoft.com/office/drawing/2016/5/10/chartex" xmlns:cx5="http://schemas.microsoft.com/office/drawing/2016/5/11/chartex" xmlns:cx6="http://schemas.microsoft.com/office/drawing/2016/5/12/chartex" xmlns:cx7="http://schemas.microsoft.com/office/drawing/2016/5/13/chartex" xmlns:cx8="http://schemas.microsoft.com/office/drawing/2016/5/14/chartex" xmlns:mc="http://schemas.openxmlformats.org/markup-compatibility/2006" xmlns:aink="http://schemas.microsoft.com/office/drawing/2016/ink" xmlns:am3d="http://schemas.microsoft.com/office/drawing/2017/model3d" xmlns:o="urn:schemas-microsoft-com:office:office" xmlns:oel="http://schemas.microsoft.com/office/2019/extlst" xmlns:r="http://schemas.openxmlformats.org/officeDocument/2006/relationships" xmlns:m="http://schemas.openxmlformats.org/officeDocument/2006/math" xmlns:v="urn:schemas-microsoft-com:vml" xmlns:wp14="http://schemas.microsoft.com/office/word/2010/wordprocessingDrawing" xmlns:wp="http://schemas.openxmlformats.org/drawingml/2006/wordprocessingDrawing" xmlns:w10="urn:schemas-microsoft-com:office:word" xmlns:w="http://schemas.openxmlformats.org/wordprocessingml/2006/main" xmlns:w14="http://schemas.microsoft.com/office/word/2010/wordml" xmlns:w15="http://schemas.microsoft.com/office/word/2012/wordml" xmlns:w16cei="http://schemas.microsoft.com/office/word/2026/wordml/cei" xmlns:w16cex="http://schemas.microsoft.com/office/word/2018/wordml/cex" xmlns:w16cid="http://schemas.microsoft.com/office/word/2016/wordml/cid" xmlns:w16="http://schemas.microsoft.com/office/word/2018/wordml" xmlns:w16du="http://schemas.microsoft.com/office/word/2023/wordml/word16du" xmlns:w16sdtdh="http://schemas.microsoft.com/office/word/2020/wordml/sdtdatahash" xmlns:w16sdtfl="http://schemas.microsoft.com/office/word/2024/wordml/sdtformatlock" xmlns:w16se="http://schemas.microsoft.com/office/word/2015/wordml/symex" xmlns:wpg="http://schemas.microsoft.com/office/word/2010/wordprocessingGroup" xmlns:wpi="http://schemas.microsoft.com/office/word/2010/wordprocessingInk" xmlns:wne="http://schemas.microsoft.com/office/word/2006/wordml" xmlns:wps="http://schemas.microsoft.com/office/word/2010/wordprocessingShape" mc:Ignorable="w14 w15 w16se w16cid w16 w16cex w16sdtdh w16sdtfl w16du wp14">
+<w:numbering xmlns:wpc="http://schemas.microsoft.com/office/word/2010/wordprocessingCanvas" xmlns:cx="http://schemas.microsoft.com/office/drawing/2014/chartex" xmlns:cx1="http://schemas.microsoft.com/office/drawing/2015/9/8/chartex" xmlns:cx2="http://schemas.microsoft.com/office/drawing/2015/10/21/chartex" xmlns:cx3="http://schemas.microsoft.com/office/drawing/2016/5/9/chartex" xmlns:cx4="http://schemas.microsoft.com/office/drawing/2016/5/10/chartex" xmlns:cx5="http://schemas.microsoft.com/office/drawing/2016/5/11/chartex" xmlns:cx6="http://schemas.microsoft.com/office/drawing/2016/5/12/chartex" xmlns:cx7="http://schemas.microsoft.com/office/drawing/2016/5/13/chartex" xmlns:cx8="http://schemas.microsoft.com/office/drawing/2016/5/14/chartex" xmlns:mc="http://schemas.openxmlformats.org/markup-compatibility/2006" xmlns:aink="http://schemas.microsoft.com/office/drawing/2016/ink" xmlns:am3d="http://schemas.microsoft.com/office/drawing/2017/model3d" xmlns:o="urn:schemas-microsoft-com:office:office" xmlns:oel="http://schemas.microsoft.com/office/2019/extlst" xmlns:r="http://schemas.openxmlformats.org/officeDocument/2006/relationships" xmlns:m="http://schemas.openxmlformats.org/officeDocument/2006/math" xmlns:v="urn:schemas-microsoft-com:vml" xmlns:wp14="http://schemas.microsoft.com/office/word/2010/wordprocessingDrawing" xmlns:wp="http://schemas.openxmlformats.org/drawingml/2006/wordprocessingDrawing" xmlns:w10="urn:schemas-microsoft-com:office:word" xmlns:w="http://schemas.openxmlformats.org/wordprocessingml/2006/main" xmlns:w14="http://schemas.microsoft.com/office/word/2010/wordml" xmlns:w15="http://schemas.microsoft.com/office/word/2012/wordml" xmlns:w16cex="http://schemas.microsoft.com/office/word/2018/wordml/cex" xmlns:w16cid="http://schemas.microsoft.com/office/word/2016/wordml/cid" xmlns:w16="http://schemas.microsoft.com/office/word/2018/wordml" xmlns:w16du="http://schemas.microsoft.com/office/word/2023/wordml/word16du" xmlns:w16sdtdh="http://schemas.microsoft.com/office/word/2020/wordml/sdtdatahash" xmlns:w16sdtfl="http://schemas.microsoft.com/office/word/2024/wordml/sdtformatlock" xmlns:w16se="http://schemas.microsoft.com/office/word/2015/wordml/symex" xmlns:wpg="http://schemas.microsoft.com/office/word/2010/wordprocessingGroup" xmlns:wpi="http://schemas.microsoft.com/office/word/2010/wordprocessingInk" xmlns:wne="http://schemas.microsoft.com/office/word/2006/wordml" xmlns:wps="http://schemas.microsoft.com/office/word/2010/wordprocessingShape" mc:Ignorable="w14 w15 w16se w16cid w16 w16cex w16sdtdh w16sdtfl w16du wp14">
   <w:abstractNum w:abstractNumId="0" w15:restartNumberingAfterBreak="0">
     <w:nsid w:val="76EA4774"/>
     <w:multiLevelType w:val="hybridMultilevel"/>
@@ -4358,7 +4150,6 @@
   <w:style w:type="character" w:default="1" w:styleId="DefaultParagraphFont">
     <w:name w:val="Default Paragraph Font"/>
     <w:uiPriority w:val="1"/>
-    <w:semiHidden/>
     <w:unhideWhenUsed/>
   </w:style>
   <w:style w:type="table" w:default="1" w:styleId="TableNormal">

--- a/template/SK-1/BA Penilaian SK I sd SK III TEMPLATE.docx
+++ b/template/SK-1/BA Penilaian SK I sd SK III TEMPLATE.docx
@@ -2340,6 +2340,7 @@
               <w:pStyle w:val="TableParagraph"/>
               <w:spacing w:before="95"/>
               <w:ind w:left="197"/>
+              <w:jc w:val="center"/>
               <w:rPr>
                 <w:color w:val="000000" w:themeColor="text1"/>
                 <w:sz w:val="24"/>
@@ -2485,6 +2486,7 @@
               <w:pStyle w:val="TableParagraph"/>
               <w:spacing w:before="36"/>
               <w:ind w:left="197"/>
+              <w:jc w:val="center"/>
               <w:rPr>
                 <w:color w:val="000000" w:themeColor="text1"/>
                 <w:sz w:val="24"/>
@@ -2633,6 +2635,7 @@
               <w:pStyle w:val="TableParagraph"/>
               <w:spacing w:before="36"/>
               <w:ind w:left="197"/>
+              <w:jc w:val="center"/>
               <w:rPr>
                 <w:color w:val="000000" w:themeColor="text1"/>
                 <w:sz w:val="24"/>
@@ -2730,25 +2733,7 @@
                 <w:sz w:val="24"/>
                 <w:szCs w:val="24"/>
               </w:rPr>
-              <w:t>(Penguji</w:t>
-            </w:r>
-            <w:r>
-              <w:rPr>
-                <w:color w:val="000000" w:themeColor="text1"/>
-                <w:spacing w:val="-2"/>
-                <w:sz w:val="24"/>
-                <w:szCs w:val="24"/>
-              </w:rPr>
-              <w:t>-1</w:t>
-            </w:r>
-            <w:r>
-              <w:rPr>
-                <w:color w:val="000000" w:themeColor="text1"/>
-                <w:spacing w:val="-2"/>
-                <w:sz w:val="24"/>
-                <w:szCs w:val="24"/>
-              </w:rPr>
-              <w:t>)</w:t>
+              <w:t>(Penguji)</w:t>
             </w:r>
           </w:p>
         </w:tc>
@@ -2762,6 +2747,7 @@
               <w:pStyle w:val="TableParagraph"/>
               <w:spacing w:before="36"/>
               <w:ind w:left="197"/>
+              <w:jc w:val="center"/>
               <w:rPr>
                 <w:color w:val="000000" w:themeColor="text1"/>
                 <w:sz w:val="24"/>
@@ -2868,7 +2854,7 @@
                 <w:sz w:val="24"/>
                 <w:szCs w:val="24"/>
               </w:rPr>
-              <w:t>i-2</w:t>
+              <w:t>i</w:t>
             </w:r>
             <w:r>
               <w:rPr>
@@ -2891,6 +2877,21 @@
               <w:pStyle w:val="TableParagraph"/>
               <w:spacing w:before="34" w:line="233" w:lineRule="exact"/>
               <w:ind w:left="197"/>
+              <w:jc w:val="center"/>
+              <w:rPr>
+                <w:color w:val="000000" w:themeColor="text1"/>
+                <w:spacing w:val="-2"/>
+                <w:sz w:val="24"/>
+                <w:szCs w:val="24"/>
+              </w:rPr>
+            </w:pPr>
+          </w:p>
+          <w:p>
+            <w:pPr>
+              <w:pStyle w:val="TableParagraph"/>
+              <w:spacing w:before="34" w:line="233" w:lineRule="exact"/>
+              <w:ind w:left="197"/>
+              <w:jc w:val="center"/>
               <w:rPr>
                 <w:color w:val="000000" w:themeColor="text1"/>
                 <w:sz w:val="24"/>
@@ -3019,28 +3020,6 @@
           <w:color w:val="000000" w:themeColor="text1"/>
           <w:spacing w:val="-2"/>
           <w:sz w:val="22"/>
-        </w:rPr>
-      </w:pPr>
-    </w:p>
-    <w:p>
-      <w:pPr>
-        <w:ind w:left="4680" w:right="938"/>
-        <w:rPr>
-          <w:b/>
-          <w:bCs/>
-          <w:color w:val="000000" w:themeColor="text1"/>
-          <w:u w:val="single"/>
-        </w:rPr>
-      </w:pPr>
-    </w:p>
-    <w:p>
-      <w:pPr>
-        <w:ind w:left="4680" w:right="938"/>
-        <w:rPr>
-          <w:b/>
-          <w:bCs/>
-          <w:color w:val="000000" w:themeColor="text1"/>
-          <w:u w:val="single"/>
         </w:rPr>
       </w:pPr>
     </w:p>
@@ -3732,7 +3711,7 @@
       </w:pPr>
     </w:lvl>
   </w:abstractNum>
-  <w:num w:numId="1" w16cid:durableId="2134014344">
+  <w:num w:numId="1" w16cid:durableId="97680962">
     <w:abstractNumId w:val="0"/>
   </w:num>
 </w:numbering>
@@ -4150,6 +4129,7 @@
   <w:style w:type="character" w:default="1" w:styleId="DefaultParagraphFont">
     <w:name w:val="Default Paragraph Font"/>
     <w:uiPriority w:val="1"/>
+    <w:semiHidden/>
     <w:unhideWhenUsed/>
   </w:style>
   <w:style w:type="table" w:default="1" w:styleId="TableNormal">

--- a/template/SK-1/BA Penilaian SK I sd SK III TEMPLATE.docx
+++ b/template/SK-1/BA Penilaian SK I sd SK III TEMPLATE.docx
@@ -168,6 +168,7 @@
         </w:rPr>
         <w:t xml:space="preserve"> </w:t>
       </w:r>
+      <w:proofErr w:type="spellStart"/>
       <w:r>
         <w:rPr>
           <w:rFonts w:ascii="Times New Roman" w:hAnsi="Times New Roman" w:cs="Times New Roman"/>
@@ -176,6 +177,7 @@
         </w:rPr>
         <w:t>Mahasiswa</w:t>
       </w:r>
+      <w:proofErr w:type="spellEnd"/>
       <w:r>
         <w:rPr>
           <w:rFonts w:ascii="Times New Roman" w:hAnsi="Times New Roman" w:cs="Times New Roman"/>
@@ -212,7 +214,23 @@
           <w:rFonts w:ascii="Times New Roman" w:eastAsia="Batang" w:hAnsi="Times New Roman" w:cs="Times New Roman"/>
           <w:color w:val="000000" w:themeColor="text1"/>
         </w:rPr>
-        <w:t>nama mhs)</w:t>
+        <w:t xml:space="preserve">nama </w:t>
+      </w:r>
+      <w:proofErr w:type="spellStart"/>
+      <w:r>
+        <w:rPr>
+          <w:rFonts w:ascii="Times New Roman" w:eastAsia="Batang" w:hAnsi="Times New Roman" w:cs="Times New Roman"/>
+          <w:color w:val="000000" w:themeColor="text1"/>
+        </w:rPr>
+        <w:t>mhs</w:t>
+      </w:r>
+      <w:proofErr w:type="spellEnd"/>
+      <w:r>
+        <w:rPr>
+          <w:rFonts w:ascii="Times New Roman" w:eastAsia="Batang" w:hAnsi="Times New Roman" w:cs="Times New Roman"/>
+          <w:color w:val="000000" w:themeColor="text1"/>
+        </w:rPr>
+        <w:t>)</w:t>
       </w:r>
     </w:p>
     <w:p>
@@ -304,6 +322,7 @@
           <w:color w:val="000000" w:themeColor="text1"/>
         </w:rPr>
       </w:pPr>
+      <w:proofErr w:type="spellStart"/>
       <w:r>
         <w:rPr>
           <w:rFonts w:ascii="Times New Roman" w:hAnsi="Times New Roman" w:cs="Times New Roman"/>
@@ -311,6 +330,7 @@
         </w:rPr>
         <w:t>Judul</w:t>
       </w:r>
+      <w:proofErr w:type="spellEnd"/>
       <w:r>
         <w:rPr>
           <w:rFonts w:ascii="Times New Roman" w:hAnsi="Times New Roman" w:cs="Times New Roman"/>
@@ -319,6 +339,7 @@
         </w:rPr>
         <w:t xml:space="preserve"> </w:t>
       </w:r>
+      <w:proofErr w:type="spellStart"/>
       <w:r>
         <w:rPr>
           <w:rFonts w:ascii="Times New Roman" w:hAnsi="Times New Roman" w:cs="Times New Roman"/>
@@ -327,6 +348,7 @@
         </w:rPr>
         <w:t>Penelitian</w:t>
       </w:r>
+      <w:proofErr w:type="spellEnd"/>
       <w:r>
         <w:rPr>
           <w:rFonts w:ascii="Times New Roman" w:hAnsi="Times New Roman" w:cs="Times New Roman"/>
@@ -364,7 +386,25 @@
           <w:rFonts w:ascii="Times New Roman" w:hAnsi="Times New Roman" w:cs="Times New Roman"/>
           <w:color w:val="000000" w:themeColor="text1"/>
         </w:rPr>
-        <w:t>(judul)</w:t>
+        <w:t>(</w:t>
+      </w:r>
+      <w:proofErr w:type="spellStart"/>
+      <w:r>
+        <w:rPr>
+          <w:rStyle w:val="fontstyle01"/>
+          <w:rFonts w:ascii="Times New Roman" w:hAnsi="Times New Roman" w:cs="Times New Roman"/>
+          <w:color w:val="000000" w:themeColor="text1"/>
+        </w:rPr>
+        <w:t>judul</w:t>
+      </w:r>
+      <w:proofErr w:type="spellEnd"/>
+      <w:r>
+        <w:rPr>
+          <w:rStyle w:val="fontstyle01"/>
+          <w:rFonts w:ascii="Times New Roman" w:hAnsi="Times New Roman" w:cs="Times New Roman"/>
+          <w:color w:val="000000" w:themeColor="text1"/>
+        </w:rPr>
+        <w:t>)</w:t>
       </w:r>
     </w:p>
     <w:p>
@@ -385,7 +425,23 @@
           <w:rFonts w:ascii="Times New Roman" w:hAnsi="Times New Roman" w:cs="Times New Roman"/>
           <w:color w:val="000000" w:themeColor="text1"/>
         </w:rPr>
-        <w:t>Hari/Tanggal Seminar</w:t>
+        <w:t>Hari/</w:t>
+      </w:r>
+      <w:proofErr w:type="spellStart"/>
+      <w:r>
+        <w:rPr>
+          <w:rFonts w:ascii="Times New Roman" w:hAnsi="Times New Roman" w:cs="Times New Roman"/>
+          <w:color w:val="000000" w:themeColor="text1"/>
+        </w:rPr>
+        <w:t>Tanggal</w:t>
+      </w:r>
+      <w:proofErr w:type="spellEnd"/>
+      <w:r>
+        <w:rPr>
+          <w:rFonts w:ascii="Times New Roman" w:hAnsi="Times New Roman" w:cs="Times New Roman"/>
+          <w:color w:val="000000" w:themeColor="text1"/>
+        </w:rPr>
+        <w:t xml:space="preserve"> Seminar</w:t>
       </w:r>
       <w:r>
         <w:rPr>
@@ -409,6 +465,7 @@
         </w:rPr>
         <w:t>${tgl_sidang}</w:t>
       </w:r>
+      <w:proofErr w:type="spellStart"/>
       <w:r>
         <w:rPr>
           <w:rFonts w:ascii="Times New Roman" w:hAnsi="Times New Roman" w:cs="Times New Roman"/>
@@ -416,6 +473,15 @@
         </w:rPr>
         <w:t/>
       </w:r>
+      <w:proofErr w:type="spellEnd"/>
+      <w:r>
+        <w:rPr>
+          <w:rFonts w:ascii="Times New Roman" w:hAnsi="Times New Roman" w:cs="Times New Roman"/>
+          <w:color w:val="000000" w:themeColor="text1"/>
+        </w:rPr>
+        <w:t xml:space="preserve"/>
+      </w:r>
+      <w:proofErr w:type="spellStart"/>
       <w:r>
         <w:rPr>
           <w:rFonts w:ascii="Times New Roman" w:hAnsi="Times New Roman" w:cs="Times New Roman"/>
@@ -423,13 +489,37 @@
         </w:rPr>
         <w:t/>
       </w:r>
+      <w:proofErr w:type="spellEnd"/>
+      <w:r>
+        <w:rPr>
+          <w:rFonts w:ascii="Times New Roman" w:hAnsi="Times New Roman" w:cs="Times New Roman"/>
+          <w:color w:val="000000" w:themeColor="text1"/>
+        </w:rPr>
+        <w:t/>
+      </w:r>
       <w:r>
         <w:rPr>
           <w:rFonts w:ascii="Times New Roman" w:hAnsi="Times New Roman" w:cs="Times New Roman"/>
           <w:color w:val="000000" w:themeColor="text1"/>
         </w:rPr>
         <w:tab/>
-        <w:t xml:space="preserve">Jam:  Pkl </w:t>
+        <w:t xml:space="preserve">Jam:  </w:t>
+      </w:r>
+      <w:proofErr w:type="spellStart"/>
+      <w:r>
+        <w:rPr>
+          <w:rFonts w:ascii="Times New Roman" w:hAnsi="Times New Roman" w:cs="Times New Roman"/>
+          <w:color w:val="000000" w:themeColor="text1"/>
+        </w:rPr>
+        <w:t>Pkl</w:t>
+      </w:r>
+      <w:proofErr w:type="spellEnd"/>
+      <w:r>
+        <w:rPr>
+          <w:rFonts w:ascii="Times New Roman" w:hAnsi="Times New Roman" w:cs="Times New Roman"/>
+          <w:color w:val="000000" w:themeColor="text1"/>
+        </w:rPr>
+        <w:t xml:space="preserve"> </w:t>
       </w:r>
       <w:r>
         <w:rPr>
@@ -439,6 +529,7 @@
         </w:rPr>
         <w:t>${waktu}</w:t>
       </w:r>
+      <w:proofErr w:type="spellStart"/>
       <w:r>
         <w:rPr>
           <w:rFonts w:ascii="Times New Roman" w:hAnsi="Times New Roman" w:cs="Times New Roman"/>
@@ -446,6 +537,7 @@
         </w:rPr>
         <w:t/>
       </w:r>
+      <w:proofErr w:type="spellEnd"/>
       <w:r>
         <w:rPr>
           <w:rFonts w:ascii="Times New Roman" w:hAnsi="Times New Roman" w:cs="Times New Roman"/>
@@ -488,6 +580,7 @@
           <w:color w:val="000000" w:themeColor="text1"/>
         </w:rPr>
       </w:pPr>
+      <w:proofErr w:type="spellStart"/>
       <w:r>
         <w:rPr>
           <w:rFonts w:ascii="Times New Roman" w:hAnsi="Times New Roman" w:cs="Times New Roman"/>
@@ -495,6 +588,7 @@
         </w:rPr>
         <w:t>Penilaian</w:t>
       </w:r>
+      <w:proofErr w:type="spellEnd"/>
     </w:p>
     <w:tbl>
       <w:tblPr>
@@ -2274,7 +2368,27 @@
                 <w:szCs w:val="24"/>
                 <w:lang w:val="en-US"/>
               </w:rPr>
+              <w:t xml:space="preserve"/>
+            </w:r>
+            <w:proofErr w:type="spellStart"/>
+            <w:r>
+              <w:rPr>
+                <w:color w:val="000000" w:themeColor="text1"/>
+                <w:sz w:val="24"/>
+                <w:szCs w:val="24"/>
+                <w:lang w:val="en-US"/>
+              </w:rPr>
               <w:t/>
+            </w:r>
+            <w:proofErr w:type="spellEnd"/>
+            <w:r>
+              <w:rPr>
+                <w:color w:val="000000" w:themeColor="text1"/>
+                <w:sz w:val="24"/>
+                <w:szCs w:val="24"/>
+                <w:lang w:val="en-US"/>
+              </w:rPr>
+              <w:t xml:space="preserve"/>
             </w:r>
             <w:r>
               <w:rPr>
@@ -2420,7 +2534,27 @@
                 <w:szCs w:val="24"/>
                 <w:lang w:val="en-US"/>
               </w:rPr>
+              <w:t xml:space="preserve"/>
+            </w:r>
+            <w:proofErr w:type="spellStart"/>
+            <w:r>
+              <w:rPr>
+                <w:color w:val="000000" w:themeColor="text1"/>
+                <w:sz w:val="24"/>
+                <w:szCs w:val="24"/>
+                <w:lang w:val="en-US"/>
+              </w:rPr>
               <w:t/>
+            </w:r>
+            <w:proofErr w:type="spellEnd"/>
+            <w:r>
+              <w:rPr>
+                <w:color w:val="000000" w:themeColor="text1"/>
+                <w:sz w:val="24"/>
+                <w:szCs w:val="24"/>
+                <w:lang w:val="en-US"/>
+              </w:rPr>
+              <w:t xml:space="preserve"/>
             </w:r>
             <w:r>
               <w:rPr>
@@ -2569,7 +2703,27 @@
                 <w:szCs w:val="24"/>
                 <w:lang w:val="en-US"/>
               </w:rPr>
+              <w:t xml:space="preserve"/>
+            </w:r>
+            <w:proofErr w:type="spellStart"/>
+            <w:r>
+              <w:rPr>
+                <w:color w:val="000000" w:themeColor="text1"/>
+                <w:sz w:val="24"/>
+                <w:szCs w:val="24"/>
+                <w:lang w:val="en-US"/>
+              </w:rPr>
               <w:t/>
+            </w:r>
+            <w:proofErr w:type="spellEnd"/>
+            <w:r>
+              <w:rPr>
+                <w:color w:val="000000" w:themeColor="text1"/>
+                <w:sz w:val="24"/>
+                <w:szCs w:val="24"/>
+                <w:lang w:val="en-US"/>
+              </w:rPr>
+              <w:t xml:space="preserve"/>
             </w:r>
             <w:r>
               <w:rPr>
@@ -2950,6 +3104,7 @@
         </w:rPr>
         <w:t>${tgl_sidang}</w:t>
       </w:r>
+      <w:proofErr w:type="spellStart"/>
       <w:r>
         <w:rPr>
           <w:color w:val="000000" w:themeColor="text1"/>
@@ -2957,6 +3112,23 @@
         </w:rPr>
         <w:t/>
       </w:r>
+      <w:proofErr w:type="spellEnd"/>
+      <w:r>
+        <w:rPr>
+          <w:color w:val="000000" w:themeColor="text1"/>
+          <w:sz w:val="22"/>
+        </w:rPr>
+        <w:t xml:space="preserve"/>
+      </w:r>
+      <w:proofErr w:type="spellStart"/>
+      <w:r>
+        <w:rPr>
+          <w:color w:val="000000" w:themeColor="text1"/>
+          <w:sz w:val="22"/>
+        </w:rPr>
+        <w:t/>
+      </w:r>
+      <w:proofErr w:type="spellEnd"/>
       <w:r>
         <w:rPr>
           <w:color w:val="000000" w:themeColor="text1"/>
@@ -2974,6 +3146,7 @@
           <w:sz w:val="22"/>
         </w:rPr>
       </w:pPr>
+      <w:proofErr w:type="spellStart"/>
       <w:r>
         <w:rPr>
           <w:color w:val="000000" w:themeColor="text1"/>
@@ -2981,6 +3154,7 @@
         </w:rPr>
         <w:t>Ketua</w:t>
       </w:r>
+      <w:proofErr w:type="spellEnd"/>
       <w:r>
         <w:rPr>
           <w:color w:val="000000" w:themeColor="text1"/>
@@ -3010,8 +3184,18 @@
           <w:spacing w:val="-2"/>
           <w:sz w:val="22"/>
         </w:rPr>
-        <w:t>Studi Teknik Geofisika</w:t>
-      </w:r>
+        <w:t xml:space="preserve">Studi Teknik </w:t>
+      </w:r>
+      <w:proofErr w:type="spellStart"/>
+      <w:r>
+        <w:rPr>
+          <w:color w:val="000000" w:themeColor="text1"/>
+          <w:spacing w:val="-2"/>
+          <w:sz w:val="22"/>
+        </w:rPr>
+        <w:t>Geofisika</w:t>
+      </w:r>
+      <w:proofErr w:type="spellEnd"/>
     </w:p>
     <w:p>
       <w:pPr>
@@ -3030,7 +3214,6 @@
           <w:b/>
           <w:bCs/>
           <w:color w:val="000000" w:themeColor="text1"/>
-          <w:u w:val="single"/>
         </w:rPr>
       </w:pPr>
       <w:r>
@@ -3038,7 +3221,6 @@
           <w:b/>
           <w:bCs/>
           <w:color w:val="000000" w:themeColor="text1"/>
-          <w:u w:val="single"/>
           <w:lang w:val="id-ID"/>
         </w:rPr>
         <w:t>${signature}</w:t>
@@ -3070,6 +3252,26 @@
           <w:color w:val="000000" w:themeColor="text1"/>
           <w:u w:val="single"/>
         </w:rPr>
+        <w:t xml:space="preserve"/>
+      </w:r>
+      <w:proofErr w:type="spellStart"/>
+      <w:r>
+        <w:rPr>
+          <w:b/>
+          <w:bCs/>
+          <w:color w:val="000000" w:themeColor="text1"/>
+          <w:u w:val="single"/>
+        </w:rPr>
+        <w:t/>
+      </w:r>
+      <w:proofErr w:type="spellEnd"/>
+      <w:r>
+        <w:rPr>
+          <w:b/>
+          <w:bCs/>
+          <w:color w:val="000000" w:themeColor="text1"/>
+          <w:u w:val="single"/>
+        </w:rPr>
         <w:t/>
       </w:r>
     </w:p>
@@ -3095,6 +3297,20 @@
         </w:rPr>
         <w:t>${nip_kaprodi}</w:t>
       </w:r>
+      <w:r>
+        <w:rPr>
+          <w:color w:val="000000" w:themeColor="text1"/>
+        </w:rPr>
+        <w:t xml:space="preserve"/>
+      </w:r>
+      <w:proofErr w:type="spellStart"/>
+      <w:r>
+        <w:rPr>
+          <w:color w:val="000000" w:themeColor="text1"/>
+        </w:rPr>
+        <w:t/>
+      </w:r>
+      <w:proofErr w:type="spellEnd"/>
       <w:r>
         <w:rPr>
           <w:color w:val="000000" w:themeColor="text1"/>
